--- a/Week1/AI Workflow Audit and Tool Setup/AI Workflow Audit and Tool Setup.docx
+++ b/Week1/AI Workflow Audit and Tool Setup/AI Workflow Audit and Tool Setup.docx
@@ -4,6 +4,7 @@
   <w:body>
     <w:p>
       <w:pPr>
+        <w:jc w:val="center"/>
         <w:rPr>
           <w:rFonts w:asciiTheme="minorBidi" w:hAnsiTheme="minorBidi"/>
           <w:b/>
@@ -20,8 +21,20 @@
           <w:sz w:val="48"/>
           <w:szCs w:val="48"/>
         </w:rPr>
-        <w:t>R</w:t>
+        <w:t>FL-01 — Workflow Audit</w:t>
       </w:r>
+    </w:p>
+    <w:p>
+      <w:pPr>
+        <w:jc w:val="center"/>
+        <w:rPr>
+          <w:rFonts w:asciiTheme="minorBidi" w:hAnsiTheme="minorBidi"/>
+          <w:b/>
+          <w:bCs/>
+          <w:sz w:val="48"/>
+          <w:szCs w:val="48"/>
+        </w:rPr>
+      </w:pPr>
       <w:r>
         <w:rPr>
           <w:rFonts w:asciiTheme="minorBidi" w:hAnsiTheme="minorBidi"/>
@@ -30,8 +43,20 @@
           <w:sz w:val="48"/>
           <w:szCs w:val="48"/>
         </w:rPr>
-        <w:t xml:space="preserve">ecurring tasks from </w:t>
+        <w:t>Track: General AI Fluency</w:t>
       </w:r>
+    </w:p>
+    <w:p>
+      <w:pPr>
+        <w:jc w:val="center"/>
+        <w:rPr>
+          <w:rFonts w:asciiTheme="minorBidi" w:hAnsiTheme="minorBidi"/>
+          <w:b/>
+          <w:bCs/>
+          <w:sz w:val="48"/>
+          <w:szCs w:val="48"/>
+        </w:rPr>
+      </w:pPr>
       <w:r>
         <w:rPr>
           <w:rFonts w:asciiTheme="minorBidi" w:hAnsiTheme="minorBidi"/>
@@ -40,6 +65,80 @@
           <w:sz w:val="48"/>
           <w:szCs w:val="48"/>
         </w:rPr>
+        <w:t xml:space="preserve"> </w:t>
+      </w:r>
+      <w:proofErr w:type="spellStart"/>
+      <w:r>
+        <w:rPr>
+          <w:rFonts w:asciiTheme="minorBidi" w:hAnsiTheme="minorBidi"/>
+          <w:b/>
+          <w:bCs/>
+          <w:sz w:val="48"/>
+          <w:szCs w:val="48"/>
+        </w:rPr>
+        <w:t>FlyRank</w:t>
+      </w:r>
+      <w:proofErr w:type="spellEnd"/>
+      <w:r>
+        <w:rPr>
+          <w:rFonts w:asciiTheme="minorBidi" w:hAnsiTheme="minorBidi"/>
+          <w:b/>
+          <w:bCs/>
+          <w:sz w:val="48"/>
+          <w:szCs w:val="48"/>
+        </w:rPr>
+        <w:t xml:space="preserve"> Internship</w:t>
+      </w:r>
+    </w:p>
+    <w:p>
+      <w:pPr>
+        <w:rPr>
+          <w:rFonts w:asciiTheme="minorBidi" w:hAnsiTheme="minorBidi"/>
+          <w:b/>
+          <w:bCs/>
+          <w:sz w:val="48"/>
+          <w:szCs w:val="48"/>
+        </w:rPr>
+      </w:pPr>
+    </w:p>
+    <w:p>
+      <w:pPr>
+        <w:rPr>
+          <w:rFonts w:asciiTheme="minorBidi" w:hAnsiTheme="minorBidi"/>
+          <w:b/>
+          <w:bCs/>
+          <w:sz w:val="40"/>
+          <w:szCs w:val="40"/>
+        </w:rPr>
+      </w:pPr>
+      <w:r>
+        <w:rPr>
+          <w:rFonts w:asciiTheme="minorBidi" w:hAnsiTheme="minorBidi"/>
+          <w:b/>
+          <w:bCs/>
+          <w:sz w:val="40"/>
+          <w:szCs w:val="40"/>
+        </w:rPr>
+        <w:t>R</w:t>
+      </w:r>
+      <w:r>
+        <w:rPr>
+          <w:rFonts w:asciiTheme="minorBidi" w:hAnsiTheme="minorBidi"/>
+          <w:b/>
+          <w:bCs/>
+          <w:sz w:val="40"/>
+          <w:szCs w:val="40"/>
+        </w:rPr>
+        <w:t xml:space="preserve">ecurring tasks from </w:t>
+      </w:r>
+      <w:r>
+        <w:rPr>
+          <w:rFonts w:asciiTheme="minorBidi" w:hAnsiTheme="minorBidi"/>
+          <w:b/>
+          <w:bCs/>
+          <w:sz w:val="40"/>
+          <w:szCs w:val="40"/>
+        </w:rPr>
         <w:t xml:space="preserve">my </w:t>
       </w:r>
       <w:r>
@@ -47,8 +146,8 @@
           <w:rFonts w:asciiTheme="minorBidi" w:hAnsiTheme="minorBidi"/>
           <w:b/>
           <w:bCs/>
-          <w:sz w:val="48"/>
-          <w:szCs w:val="48"/>
+          <w:sz w:val="40"/>
+          <w:szCs w:val="40"/>
         </w:rPr>
         <w:t>real week</w:t>
       </w:r>
@@ -106,7 +205,6 @@
           </w:tcPr>
           <w:p>
             <w:pPr>
-              <w:jc w:val="both"/>
               <w:rPr>
                 <w:rFonts w:asciiTheme="minorBidi" w:hAnsiTheme="minorBidi"/>
                 <w:b/>
@@ -142,7 +240,6 @@
           </w:tcPr>
           <w:p>
             <w:pPr>
-              <w:jc w:val="both"/>
               <w:rPr>
                 <w:rFonts w:asciiTheme="minorBidi" w:hAnsiTheme="minorBidi"/>
                 <w:b/>
@@ -178,7 +275,6 @@
           </w:tcPr>
           <w:p>
             <w:pPr>
-              <w:jc w:val="both"/>
               <w:rPr>
                 <w:rFonts w:asciiTheme="minorBidi" w:hAnsiTheme="minorBidi"/>
                 <w:b/>
@@ -214,7 +310,6 @@
           </w:tcPr>
           <w:p>
             <w:pPr>
-              <w:jc w:val="both"/>
               <w:rPr>
                 <w:rFonts w:asciiTheme="minorBidi" w:hAnsiTheme="minorBidi"/>
                 <w:b/>
@@ -252,7 +347,6 @@
           </w:tcPr>
           <w:p>
             <w:pPr>
-              <w:jc w:val="both"/>
               <w:rPr>
                 <w:rFonts w:asciiTheme="minorBidi" w:hAnsiTheme="minorBidi"/>
               </w:rPr>
@@ -284,7 +378,6 @@
           </w:tcPr>
           <w:p>
             <w:pPr>
-              <w:jc w:val="both"/>
               <w:rPr>
                 <w:rFonts w:asciiTheme="minorBidi" w:hAnsiTheme="minorBidi"/>
               </w:rPr>
@@ -316,7 +409,6 @@
           </w:tcPr>
           <w:p>
             <w:pPr>
-              <w:jc w:val="both"/>
               <w:rPr>
                 <w:rFonts w:asciiTheme="minorBidi" w:hAnsiTheme="minorBidi"/>
               </w:rPr>
@@ -348,7 +440,6 @@
           </w:tcPr>
           <w:p>
             <w:pPr>
-              <w:jc w:val="both"/>
               <w:rPr>
                 <w:rFonts w:asciiTheme="minorBidi" w:hAnsiTheme="minorBidi"/>
               </w:rPr>
@@ -381,7 +472,6 @@
           </w:tcPr>
           <w:p>
             <w:pPr>
-              <w:jc w:val="both"/>
               <w:rPr>
                 <w:rFonts w:asciiTheme="minorBidi" w:hAnsiTheme="minorBidi"/>
               </w:rPr>
@@ -412,7 +502,6 @@
           </w:tcPr>
           <w:p>
             <w:pPr>
-              <w:jc w:val="both"/>
               <w:rPr>
                 <w:rFonts w:asciiTheme="minorBidi" w:hAnsiTheme="minorBidi"/>
               </w:rPr>
@@ -443,7 +532,6 @@
           </w:tcPr>
           <w:p>
             <w:pPr>
-              <w:jc w:val="both"/>
               <w:rPr>
                 <w:rFonts w:asciiTheme="minorBidi" w:hAnsiTheme="minorBidi"/>
               </w:rPr>
@@ -474,7 +562,6 @@
           </w:tcPr>
           <w:p>
             <w:pPr>
-              <w:jc w:val="both"/>
               <w:rPr>
                 <w:rFonts w:asciiTheme="minorBidi" w:hAnsiTheme="minorBidi"/>
               </w:rPr>
@@ -508,7 +595,6 @@
           </w:tcPr>
           <w:p>
             <w:pPr>
-              <w:jc w:val="both"/>
               <w:rPr>
                 <w:rFonts w:asciiTheme="minorBidi" w:hAnsiTheme="minorBidi"/>
               </w:rPr>
@@ -540,7 +626,6 @@
           </w:tcPr>
           <w:p>
             <w:pPr>
-              <w:jc w:val="both"/>
               <w:rPr>
                 <w:rFonts w:asciiTheme="minorBidi" w:hAnsiTheme="minorBidi"/>
               </w:rPr>
@@ -572,7 +657,6 @@
           </w:tcPr>
           <w:p>
             <w:pPr>
-              <w:jc w:val="both"/>
               <w:rPr>
                 <w:rFonts w:asciiTheme="minorBidi" w:hAnsiTheme="minorBidi"/>
               </w:rPr>
@@ -604,7 +688,6 @@
           </w:tcPr>
           <w:p>
             <w:pPr>
-              <w:jc w:val="both"/>
               <w:rPr>
                 <w:rFonts w:asciiTheme="minorBidi" w:hAnsiTheme="minorBidi"/>
               </w:rPr>
@@ -638,7 +721,6 @@
           </w:tcPr>
           <w:p>
             <w:pPr>
-              <w:jc w:val="both"/>
               <w:rPr>
                 <w:rFonts w:asciiTheme="minorBidi" w:hAnsiTheme="minorBidi"/>
               </w:rPr>
@@ -670,7 +752,6 @@
           </w:tcPr>
           <w:p>
             <w:pPr>
-              <w:jc w:val="both"/>
               <w:rPr>
                 <w:rFonts w:asciiTheme="minorBidi" w:hAnsiTheme="minorBidi"/>
               </w:rPr>
@@ -702,7 +783,6 @@
           </w:tcPr>
           <w:p>
             <w:pPr>
-              <w:jc w:val="both"/>
               <w:rPr>
                 <w:rFonts w:asciiTheme="minorBidi" w:hAnsiTheme="minorBidi"/>
               </w:rPr>
@@ -734,7 +814,6 @@
           </w:tcPr>
           <w:p>
             <w:pPr>
-              <w:jc w:val="both"/>
               <w:rPr>
                 <w:rFonts w:asciiTheme="minorBidi" w:hAnsiTheme="minorBidi"/>
               </w:rPr>
@@ -768,7 +847,6 @@
           </w:tcPr>
           <w:p>
             <w:pPr>
-              <w:jc w:val="both"/>
               <w:rPr>
                 <w:rFonts w:asciiTheme="minorBidi" w:hAnsiTheme="minorBidi"/>
               </w:rPr>
@@ -800,7 +878,6 @@
           </w:tcPr>
           <w:p>
             <w:pPr>
-              <w:jc w:val="both"/>
               <w:rPr>
                 <w:rFonts w:asciiTheme="minorBidi" w:hAnsiTheme="minorBidi"/>
               </w:rPr>
@@ -846,7 +923,6 @@
           </w:tcPr>
           <w:p>
             <w:pPr>
-              <w:jc w:val="both"/>
               <w:rPr>
                 <w:rFonts w:asciiTheme="minorBidi" w:hAnsiTheme="minorBidi"/>
               </w:rPr>
@@ -878,16 +954,22 @@
           </w:tcPr>
           <w:p>
             <w:pPr>
-              <w:jc w:val="both"/>
-              <w:rPr>
-                <w:rFonts w:asciiTheme="minorBidi" w:hAnsiTheme="minorBidi"/>
-              </w:rPr>
-            </w:pPr>
-            <w:r>
-              <w:rPr>
-                <w:rFonts w:asciiTheme="minorBidi" w:hAnsiTheme="minorBidi"/>
-              </w:rPr>
-              <w:t>This needs real interrogation, not just generation — AI pressure-tests my instinct, I make the final call</w:t>
+              <w:rPr>
+                <w:rFonts w:asciiTheme="minorBidi" w:hAnsiTheme="minorBidi"/>
+              </w:rPr>
+            </w:pPr>
+            <w:r>
+              <w:rPr>
+                <w:rFonts w:asciiTheme="minorBidi" w:hAnsiTheme="minorBidi"/>
+              </w:rPr>
+              <w:t>This needs real interrogation, not just generation — AI pressure-</w:t>
+            </w:r>
+            <w:r>
+              <w:rPr>
+                <w:rFonts w:asciiTheme="minorBidi" w:hAnsiTheme="minorBidi"/>
+              </w:rPr>
+              <w:lastRenderedPageBreak/>
+              <w:t>tests my instinct, I make the final call</w:t>
             </w:r>
           </w:p>
         </w:tc>
@@ -911,15 +993,15 @@
           </w:tcPr>
           <w:p>
             <w:pPr>
-              <w:jc w:val="both"/>
-              <w:rPr>
-                <w:rFonts w:asciiTheme="minorBidi" w:hAnsiTheme="minorBidi"/>
-              </w:rPr>
-            </w:pPr>
-            <w:r>
-              <w:rPr>
-                <w:rFonts w:asciiTheme="minorBidi" w:hAnsiTheme="minorBidi"/>
-              </w:rPr>
+              <w:rPr>
+                <w:rFonts w:asciiTheme="minorBidi" w:hAnsiTheme="minorBidi"/>
+              </w:rPr>
+            </w:pPr>
+            <w:r>
+              <w:rPr>
+                <w:rFonts w:asciiTheme="minorBidi" w:hAnsiTheme="minorBidi"/>
+              </w:rPr>
+              <w:lastRenderedPageBreak/>
               <w:t>6</w:t>
             </w:r>
           </w:p>
@@ -942,7 +1024,6 @@
           </w:tcPr>
           <w:p>
             <w:pPr>
-              <w:jc w:val="both"/>
               <w:rPr>
                 <w:rFonts w:asciiTheme="minorBidi" w:hAnsiTheme="minorBidi"/>
               </w:rPr>
@@ -987,7 +1068,6 @@
           </w:tcPr>
           <w:p>
             <w:pPr>
-              <w:jc w:val="both"/>
               <w:rPr>
                 <w:rFonts w:asciiTheme="minorBidi" w:hAnsiTheme="minorBidi"/>
               </w:rPr>
@@ -1018,7 +1098,6 @@
           </w:tcPr>
           <w:p>
             <w:pPr>
-              <w:jc w:val="both"/>
               <w:rPr>
                 <w:rFonts w:asciiTheme="minorBidi" w:hAnsiTheme="minorBidi"/>
               </w:rPr>
@@ -1051,7 +1130,6 @@
           </w:tcPr>
           <w:p>
             <w:pPr>
-              <w:jc w:val="both"/>
               <w:rPr>
                 <w:rFonts w:asciiTheme="minorBidi" w:hAnsiTheme="minorBidi"/>
               </w:rPr>
@@ -1082,7 +1160,6 @@
           </w:tcPr>
           <w:p>
             <w:pPr>
-              <w:jc w:val="both"/>
               <w:rPr>
                 <w:rFonts w:asciiTheme="minorBidi" w:hAnsiTheme="minorBidi"/>
               </w:rPr>
@@ -1113,7 +1190,6 @@
           </w:tcPr>
           <w:p>
             <w:pPr>
-              <w:jc w:val="both"/>
               <w:rPr>
                 <w:rFonts w:asciiTheme="minorBidi" w:hAnsiTheme="minorBidi"/>
               </w:rPr>
@@ -1144,7 +1220,6 @@
           </w:tcPr>
           <w:p>
             <w:pPr>
-              <w:jc w:val="both"/>
               <w:rPr>
                 <w:rFonts w:asciiTheme="minorBidi" w:hAnsiTheme="minorBidi"/>
               </w:rPr>
@@ -1167,14 +1242,7 @@
               <w:rPr>
                 <w:rFonts w:asciiTheme="minorBidi" w:hAnsiTheme="minorBidi"/>
               </w:rPr>
-              <w:t xml:space="preserve"> </w:t>
-            </w:r>
-            <w:r>
-              <w:rPr>
-                <w:rFonts w:asciiTheme="minorBidi" w:hAnsiTheme="minorBidi"/>
-              </w:rPr>
-              <w:lastRenderedPageBreak/>
-              <w:t>something, not just accept the first answer</w:t>
+              <w:t xml:space="preserve"> something, not just accept the first answer</w:t>
             </w:r>
           </w:p>
         </w:tc>
@@ -1199,16 +1267,14 @@
           </w:tcPr>
           <w:p>
             <w:pPr>
-              <w:jc w:val="both"/>
-              <w:rPr>
-                <w:rFonts w:asciiTheme="minorBidi" w:hAnsiTheme="minorBidi"/>
-              </w:rPr>
-            </w:pPr>
-            <w:r>
-              <w:rPr>
-                <w:rFonts w:asciiTheme="minorBidi" w:hAnsiTheme="minorBidi"/>
-              </w:rPr>
-              <w:lastRenderedPageBreak/>
+              <w:rPr>
+                <w:rFonts w:asciiTheme="minorBidi" w:hAnsiTheme="minorBidi"/>
+              </w:rPr>
+            </w:pPr>
+            <w:r>
+              <w:rPr>
+                <w:rFonts w:asciiTheme="minorBidi" w:hAnsiTheme="minorBidi"/>
+              </w:rPr>
               <w:t>8</w:t>
             </w:r>
           </w:p>
@@ -1232,7 +1298,6 @@
           </w:tcPr>
           <w:p>
             <w:pPr>
-              <w:jc w:val="both"/>
               <w:rPr>
                 <w:rFonts w:asciiTheme="minorBidi" w:hAnsiTheme="minorBidi"/>
               </w:rPr>
@@ -1264,7 +1329,6 @@
           </w:tcPr>
           <w:p>
             <w:pPr>
-              <w:jc w:val="both"/>
               <w:rPr>
                 <w:rFonts w:asciiTheme="minorBidi" w:hAnsiTheme="minorBidi"/>
               </w:rPr>
@@ -1296,7 +1360,6 @@
           </w:tcPr>
           <w:p>
             <w:pPr>
-              <w:jc w:val="both"/>
               <w:rPr>
                 <w:rFonts w:asciiTheme="minorBidi" w:hAnsiTheme="minorBidi"/>
               </w:rPr>
@@ -1344,7 +1407,6 @@
           </w:tcPr>
           <w:p>
             <w:pPr>
-              <w:jc w:val="both"/>
               <w:rPr>
                 <w:rFonts w:asciiTheme="minorBidi" w:hAnsiTheme="minorBidi"/>
               </w:rPr>
@@ -1376,7 +1438,6 @@
           </w:tcPr>
           <w:p>
             <w:pPr>
-              <w:jc w:val="both"/>
               <w:rPr>
                 <w:rFonts w:asciiTheme="minorBidi" w:hAnsiTheme="minorBidi"/>
               </w:rPr>
@@ -1408,7 +1469,6 @@
           </w:tcPr>
           <w:p>
             <w:pPr>
-              <w:jc w:val="both"/>
               <w:rPr>
                 <w:rFonts w:asciiTheme="minorBidi" w:hAnsiTheme="minorBidi"/>
               </w:rPr>
@@ -1440,7 +1500,6 @@
           </w:tcPr>
           <w:p>
             <w:pPr>
-              <w:jc w:val="both"/>
               <w:rPr>
                 <w:rFonts w:asciiTheme="minorBidi" w:hAnsiTheme="minorBidi"/>
               </w:rPr>
@@ -1474,7 +1533,6 @@
           </w:tcPr>
           <w:p>
             <w:pPr>
-              <w:jc w:val="both"/>
               <w:rPr>
                 <w:rFonts w:asciiTheme="minorBidi" w:hAnsiTheme="minorBidi"/>
               </w:rPr>
@@ -1506,7 +1564,6 @@
           </w:tcPr>
           <w:p>
             <w:pPr>
-              <w:jc w:val="both"/>
               <w:rPr>
                 <w:rFonts w:asciiTheme="minorBidi" w:hAnsiTheme="minorBidi"/>
               </w:rPr>
@@ -1538,7 +1595,6 @@
           </w:tcPr>
           <w:p>
             <w:pPr>
-              <w:jc w:val="both"/>
               <w:rPr>
                 <w:rFonts w:asciiTheme="minorBidi" w:hAnsiTheme="minorBidi"/>
               </w:rPr>
@@ -1570,7 +1626,6 @@
           </w:tcPr>
           <w:p>
             <w:pPr>
-              <w:jc w:val="both"/>
               <w:rPr>
                 <w:rFonts w:asciiTheme="minorBidi" w:hAnsiTheme="minorBidi"/>
               </w:rPr>
@@ -1604,7 +1659,6 @@
           </w:tcPr>
           <w:p>
             <w:pPr>
-              <w:jc w:val="both"/>
               <w:rPr>
                 <w:rFonts w:asciiTheme="minorBidi" w:hAnsiTheme="minorBidi"/>
               </w:rPr>
@@ -1636,7 +1690,6 @@
           </w:tcPr>
           <w:p>
             <w:pPr>
-              <w:jc w:val="both"/>
               <w:rPr>
                 <w:rFonts w:asciiTheme="minorBidi" w:hAnsiTheme="minorBidi"/>
               </w:rPr>
@@ -1668,7 +1721,6 @@
           </w:tcPr>
           <w:p>
             <w:pPr>
-              <w:jc w:val="both"/>
               <w:rPr>
                 <w:rFonts w:asciiTheme="minorBidi" w:hAnsiTheme="minorBidi"/>
               </w:rPr>
@@ -1700,7 +1752,6 @@
           </w:tcPr>
           <w:p>
             <w:pPr>
-              <w:jc w:val="both"/>
               <w:rPr>
                 <w:rFonts w:asciiTheme="minorBidi" w:hAnsiTheme="minorBidi"/>
               </w:rPr>
@@ -1734,7 +1785,6 @@
           </w:tcPr>
           <w:p>
             <w:pPr>
-              <w:jc w:val="both"/>
               <w:rPr>
                 <w:rFonts w:asciiTheme="minorBidi" w:hAnsiTheme="minorBidi"/>
               </w:rPr>
@@ -1766,7 +1816,6 @@
           </w:tcPr>
           <w:p>
             <w:pPr>
-              <w:jc w:val="both"/>
               <w:rPr>
                 <w:rFonts w:asciiTheme="minorBidi" w:hAnsiTheme="minorBidi"/>
               </w:rPr>
@@ -1798,7 +1847,6 @@
           </w:tcPr>
           <w:p>
             <w:pPr>
-              <w:jc w:val="both"/>
               <w:rPr>
                 <w:rFonts w:asciiTheme="minorBidi" w:hAnsiTheme="minorBidi"/>
               </w:rPr>
@@ -1830,7 +1878,6 @@
           </w:tcPr>
           <w:p>
             <w:pPr>
-              <w:jc w:val="both"/>
               <w:rPr>
                 <w:rFonts w:asciiTheme="minorBidi" w:hAnsiTheme="minorBidi"/>
               </w:rPr>
@@ -1878,7 +1925,6 @@
           </w:tcPr>
           <w:p>
             <w:pPr>
-              <w:jc w:val="both"/>
               <w:rPr>
                 <w:rFonts w:asciiTheme="minorBidi" w:hAnsiTheme="minorBidi"/>
               </w:rPr>
@@ -1910,7 +1956,6 @@
           </w:tcPr>
           <w:p>
             <w:pPr>
-              <w:jc w:val="both"/>
               <w:rPr>
                 <w:rFonts w:asciiTheme="minorBidi" w:hAnsiTheme="minorBidi"/>
               </w:rPr>
@@ -1942,7 +1987,6 @@
           </w:tcPr>
           <w:p>
             <w:pPr>
-              <w:jc w:val="both"/>
               <w:rPr>
                 <w:rFonts w:asciiTheme="minorBidi" w:hAnsiTheme="minorBidi"/>
               </w:rPr>
@@ -1974,7 +2018,6 @@
           </w:tcPr>
           <w:p>
             <w:pPr>
-              <w:jc w:val="both"/>
               <w:rPr>
                 <w:rFonts w:asciiTheme="minorBidi" w:hAnsiTheme="minorBidi"/>
               </w:rPr>
@@ -2008,7 +2051,6 @@
           </w:tcPr>
           <w:p>
             <w:pPr>
-              <w:jc w:val="both"/>
               <w:rPr>
                 <w:rFonts w:asciiTheme="minorBidi" w:hAnsiTheme="minorBidi"/>
               </w:rPr>
@@ -2040,7 +2082,6 @@
           </w:tcPr>
           <w:p>
             <w:pPr>
-              <w:jc w:val="both"/>
               <w:rPr>
                 <w:rFonts w:asciiTheme="minorBidi" w:hAnsiTheme="minorBidi"/>
               </w:rPr>
@@ -2072,7 +2113,6 @@
           </w:tcPr>
           <w:p>
             <w:pPr>
-              <w:jc w:val="both"/>
               <w:rPr>
                 <w:rFonts w:asciiTheme="minorBidi" w:hAnsiTheme="minorBidi"/>
               </w:rPr>
@@ -2104,7 +2144,6 @@
           </w:tcPr>
           <w:p>
             <w:pPr>
-              <w:jc w:val="both"/>
               <w:rPr>
                 <w:rFonts w:asciiTheme="minorBidi" w:hAnsiTheme="minorBidi"/>
               </w:rPr>
@@ -2152,7 +2191,6 @@
           </w:tcPr>
           <w:p>
             <w:pPr>
-              <w:jc w:val="both"/>
               <w:rPr>
                 <w:rFonts w:asciiTheme="minorBidi" w:hAnsiTheme="minorBidi"/>
               </w:rPr>
@@ -2184,7 +2222,6 @@
           </w:tcPr>
           <w:p>
             <w:pPr>
-              <w:jc w:val="both"/>
               <w:rPr>
                 <w:rFonts w:asciiTheme="minorBidi" w:hAnsiTheme="minorBidi"/>
               </w:rPr>
@@ -2216,7 +2253,6 @@
           </w:tcPr>
           <w:p>
             <w:pPr>
-              <w:jc w:val="both"/>
               <w:rPr>
                 <w:rFonts w:asciiTheme="minorBidi" w:hAnsiTheme="minorBidi"/>
               </w:rPr>
@@ -2248,7 +2284,6 @@
           </w:tcPr>
           <w:p>
             <w:pPr>
-              <w:jc w:val="both"/>
               <w:rPr>
                 <w:rFonts w:asciiTheme="minorBidi" w:hAnsiTheme="minorBidi"/>
               </w:rPr>
@@ -2276,8 +2311,8 @@
           <w:rFonts w:asciiTheme="minorBidi" w:hAnsiTheme="minorBidi"/>
           <w:b/>
           <w:bCs/>
-          <w:sz w:val="48"/>
-          <w:szCs w:val="48"/>
+          <w:sz w:val="40"/>
+          <w:szCs w:val="40"/>
         </w:rPr>
       </w:pPr>
       <w:r>
@@ -2285,27 +2320,31 @@
           <w:rFonts w:asciiTheme="minorBidi" w:hAnsiTheme="minorBidi"/>
           <w:b/>
           <w:bCs/>
-          <w:sz w:val="48"/>
-          <w:szCs w:val="48"/>
+          <w:sz w:val="40"/>
+          <w:szCs w:val="40"/>
         </w:rPr>
-        <w:t>AI Fluency: Framework &amp; Foundations</w:t>
+        <w:t>Toolkit Setup</w:t>
       </w:r>
     </w:p>
     <w:p>
       <w:pPr>
         <w:rPr>
           <w:rFonts w:asciiTheme="minorBidi" w:hAnsiTheme="minorBidi"/>
-          <w:b/>
-          <w:bCs/>
-          <w:sz w:val="48"/>
-          <w:szCs w:val="48"/>
+          <w:sz w:val="32"/>
+          <w:szCs w:val="32"/>
         </w:rPr>
       </w:pPr>
       <w:r>
         <w:rPr>
           <w:rFonts w:asciiTheme="minorBidi" w:hAnsiTheme="minorBidi"/>
-          <w:b/>
-          <w:bCs/>
+          <w:sz w:val="32"/>
+          <w:szCs w:val="32"/>
+        </w:rPr>
+        <w:t>(Anthropic Academy) Enrolled and completed. Certificate attached as evidence.</w:t>
+      </w:r>
+      <w:r>
+        <w:rPr>
+          <w:rFonts w:asciiTheme="minorBidi" w:hAnsiTheme="minorBidi"/>
           <w:noProof/>
           <w:sz w:val="48"/>
           <w:szCs w:val="48"/>
@@ -2363,72 +2402,6 @@
           <w:szCs w:val="48"/>
         </w:rPr>
       </w:pPr>
-    </w:p>
-    <w:p>
-      <w:pPr>
-        <w:rPr>
-          <w:rFonts w:asciiTheme="minorBidi" w:hAnsiTheme="minorBidi"/>
-          <w:b/>
-          <w:bCs/>
-          <w:sz w:val="48"/>
-          <w:szCs w:val="48"/>
-        </w:rPr>
-      </w:pPr>
-    </w:p>
-    <w:p>
-      <w:pPr>
-        <w:rPr>
-          <w:rFonts w:asciiTheme="minorBidi" w:hAnsiTheme="minorBidi"/>
-          <w:b/>
-          <w:bCs/>
-          <w:sz w:val="48"/>
-          <w:szCs w:val="48"/>
-        </w:rPr>
-      </w:pPr>
-    </w:p>
-    <w:p>
-      <w:pPr>
-        <w:rPr>
-          <w:rFonts w:asciiTheme="minorBidi" w:hAnsiTheme="minorBidi"/>
-          <w:b/>
-          <w:bCs/>
-          <w:sz w:val="48"/>
-          <w:szCs w:val="48"/>
-        </w:rPr>
-      </w:pPr>
-    </w:p>
-    <w:p>
-      <w:pPr>
-        <w:rPr>
-          <w:rFonts w:asciiTheme="minorBidi" w:hAnsiTheme="minorBidi"/>
-          <w:b/>
-          <w:bCs/>
-          <w:sz w:val="48"/>
-          <w:szCs w:val="48"/>
-        </w:rPr>
-      </w:pPr>
-    </w:p>
-    <w:p>
-      <w:pPr>
-        <w:rPr>
-          <w:rFonts w:asciiTheme="minorBidi" w:hAnsiTheme="minorBidi"/>
-          <w:b/>
-          <w:bCs/>
-          <w:sz w:val="48"/>
-          <w:szCs w:val="48"/>
-        </w:rPr>
-      </w:pPr>
-    </w:p>
-    <w:p>
-      <w:pPr>
-        <w:rPr>
-          <w:rFonts w:asciiTheme="minorBidi" w:hAnsiTheme="minorBidi"/>
-          <w:b/>
-          <w:bCs/>
-          <w:sz w:val="48"/>
-          <w:szCs w:val="48"/>
-        </w:rPr>
-      </w:pPr>
       <w:r>
         <w:rPr>
           <w:rFonts w:asciiTheme="minorBidi" w:hAnsiTheme="minorBidi"/>
@@ -2449,6 +2422,29 @@
         </w:rPr>
         <w:t xml:space="preserve"> evidence</w:t>
       </w:r>
+    </w:p>
+    <w:p>
+      <w:pPr>
+        <w:rPr>
+          <w:sz w:val="36"/>
+          <w:szCs w:val="36"/>
+        </w:rPr>
+      </w:pPr>
+      <w:r>
+        <w:rPr>
+          <w:sz w:val="36"/>
+          <w:szCs w:val="36"/>
+        </w:rPr>
+        <w:t>Configured with custom instructions (who I am, current goals, tone preferences). Screenshot attached as evidence.</w:t>
+      </w:r>
+    </w:p>
+    <w:p>
+      <w:pPr>
+        <w:rPr>
+          <w:sz w:val="36"/>
+          <w:szCs w:val="36"/>
+        </w:rPr>
+      </w:pPr>
     </w:p>
     <w:p>
       <w:pPr>
@@ -2502,6 +2498,8 @@
       <w:pPr>
         <w:rPr>
           <w:rFonts w:asciiTheme="minorBidi" w:hAnsiTheme="minorBidi"/>
+          <w:sz w:val="40"/>
+          <w:szCs w:val="40"/>
         </w:rPr>
       </w:pPr>
     </w:p>
@@ -2511,8 +2509,8 @@
           <w:rFonts w:asciiTheme="minorBidi" w:hAnsiTheme="minorBidi"/>
           <w:b/>
           <w:bCs/>
-          <w:sz w:val="48"/>
-          <w:szCs w:val="48"/>
+          <w:sz w:val="40"/>
+          <w:szCs w:val="40"/>
         </w:rPr>
       </w:pPr>
       <w:r>
@@ -2520,18 +2518,38 @@
           <w:rFonts w:asciiTheme="minorBidi" w:hAnsiTheme="minorBidi"/>
           <w:b/>
           <w:bCs/>
-          <w:sz w:val="48"/>
-          <w:szCs w:val="48"/>
+          <w:sz w:val="40"/>
+          <w:szCs w:val="40"/>
         </w:rPr>
-        <w:t>Tasks and what done well means</w:t>
+        <w:t>Three Target Tasks &amp; Success Definitions</w:t>
       </w:r>
     </w:p>
     <w:p>
       <w:pPr>
         <w:rPr>
           <w:rFonts w:asciiTheme="minorBidi" w:hAnsiTheme="minorBidi"/>
-          <w:b/>
-          <w:bCs/>
+          <w:sz w:val="32"/>
+          <w:szCs w:val="32"/>
+        </w:rPr>
+      </w:pPr>
+      <w:r>
+        <w:rPr>
+          <w:rFonts w:asciiTheme="minorBidi" w:hAnsiTheme="minorBidi"/>
+          <w:i/>
+          <w:iCs/>
+          <w:sz w:val="32"/>
+          <w:szCs w:val="32"/>
+        </w:rPr>
+        <w:t>(Tracked across FL-02 through FL-04)</w:t>
+      </w:r>
+    </w:p>
+    <w:p>
+      <w:pPr>
+        <w:ind w:left="360"/>
+        <w:rPr>
+          <w:rFonts w:asciiTheme="minorBidi" w:hAnsiTheme="minorBidi"/>
+          <w:sz w:val="32"/>
+          <w:szCs w:val="32"/>
         </w:rPr>
       </w:pPr>
       <w:r>
@@ -2540,7 +2558,7 @@
           <w:b/>
           <w:bCs/>
         </w:rPr>
-        <w:t xml:space="preserve"> </w:t>
+        <w:br w:type="textWrapping" w:clear="all"/>
       </w:r>
       <w:r>
         <w:rPr>
@@ -2548,7 +2566,7 @@
           <w:b/>
           <w:bCs/>
         </w:rPr>
-        <w:br w:type="textWrapping" w:clear="all"/>
+        <w:t xml:space="preserve">1. </w:t>
       </w:r>
       <w:r>
         <w:rPr>
@@ -2579,6 +2597,7 @@
     </w:p>
     <w:p>
       <w:pPr>
+        <w:ind w:left="360"/>
         <w:rPr>
           <w:rFonts w:asciiTheme="minorBidi" w:hAnsiTheme="minorBidi"/>
         </w:rPr>
@@ -2592,12 +2611,21 @@
     </w:p>
     <w:p>
       <w:pPr>
+        <w:ind w:left="360"/>
         <w:rPr>
           <w:rFonts w:asciiTheme="minorBidi" w:hAnsiTheme="minorBidi"/>
           <w:b/>
           <w:bCs/>
         </w:rPr>
       </w:pPr>
+      <w:r>
+        <w:rPr>
+          <w:rFonts w:asciiTheme="minorBidi" w:hAnsiTheme="minorBidi"/>
+          <w:b/>
+          <w:bCs/>
+        </w:rPr>
+        <w:t xml:space="preserve">2. </w:t>
+      </w:r>
       <w:r>
         <w:rPr>
           <w:rFonts w:asciiTheme="minorBidi" w:hAnsiTheme="minorBidi"/>
@@ -2609,6 +2637,7 @@
     </w:p>
     <w:p>
       <w:pPr>
+        <w:ind w:left="360"/>
         <w:rPr>
           <w:rFonts w:asciiTheme="minorBidi" w:hAnsiTheme="minorBidi"/>
         </w:rPr>
@@ -2617,29 +2646,26 @@
         <w:rPr>
           <w:rFonts w:asciiTheme="minorBidi" w:hAnsiTheme="minorBidi"/>
         </w:rPr>
-        <w:t xml:space="preserve">Each </w:t>
-      </w:r>
-      <w:r>
-        <w:rPr>
-          <w:rFonts w:asciiTheme="minorBidi" w:hAnsiTheme="minorBidi"/>
-        </w:rPr>
-        <w:t>section</w:t>
-      </w:r>
-      <w:r>
-        <w:rPr>
-          <w:rFonts w:asciiTheme="minorBidi" w:hAnsiTheme="minorBidi"/>
-        </w:rPr>
-        <w:t xml:space="preserve"> matches the content brief and design system (navy/gold/beige) with no more than 2 revision rounds before it's considered final</w:t>
+        <w:t>Each section matches the content brief and design system (navy/gold/beige) with no more than 2 revision rounds before it's considered final</w:t>
       </w:r>
     </w:p>
     <w:p>
       <w:pPr>
+        <w:ind w:left="360"/>
         <w:rPr>
           <w:rFonts w:asciiTheme="minorBidi" w:hAnsiTheme="minorBidi"/>
           <w:b/>
           <w:bCs/>
         </w:rPr>
       </w:pPr>
+      <w:r>
+        <w:rPr>
+          <w:rFonts w:asciiTheme="minorBidi" w:hAnsiTheme="minorBidi"/>
+          <w:b/>
+          <w:bCs/>
+        </w:rPr>
+        <w:t xml:space="preserve">3. </w:t>
+      </w:r>
       <w:r>
         <w:rPr>
           <w:rFonts w:asciiTheme="minorBidi" w:hAnsiTheme="minorBidi"/>
@@ -2660,6 +2686,7 @@
         <w:tabs>
           <w:tab w:val="left" w:pos="2112"/>
         </w:tabs>
+        <w:ind w:left="360"/>
         <w:rPr>
           <w:rFonts w:asciiTheme="minorBidi" w:hAnsiTheme="minorBidi"/>
         </w:rPr>
@@ -2668,19 +2695,7 @@
         <w:rPr>
           <w:rFonts w:asciiTheme="minorBidi" w:hAnsiTheme="minorBidi"/>
         </w:rPr>
-        <w:t>Every draft goes through AI pressure-testing before sending</w:t>
-      </w:r>
-      <w:r>
-        <w:rPr>
-          <w:rFonts w:asciiTheme="minorBidi" w:hAnsiTheme="minorBidi"/>
-        </w:rPr>
-        <w:t xml:space="preserve">, </w:t>
-      </w:r>
-      <w:r>
-        <w:rPr>
-          <w:rFonts w:asciiTheme="minorBidi" w:hAnsiTheme="minorBidi"/>
-        </w:rPr>
-        <w:t xml:space="preserve">no claim included that I can't defend under a direct follow-up question </w:t>
+        <w:t xml:space="preserve">Every draft goes through AI pressure-testing before sending, no claim included that I can't defend under a direct follow-up question </w:t>
       </w:r>
     </w:p>
     <w:sectPr>
@@ -3060,6 +3075,119 @@
     </w:lvl>
   </w:abstractNum>
   <w:abstractNum w:abstractNumId="3" w15:restartNumberingAfterBreak="0">
+    <w:nsid w:val="199E6A6D"/>
+    <w:multiLevelType w:val="hybridMultilevel"/>
+    <w:tmpl w:val="34923A48"/>
+    <w:lvl w:ilvl="0" w:tplc="04090001">
+      <w:start w:val="1"/>
+      <w:numFmt w:val="bullet"/>
+      <w:lvlText w:val=""/>
+      <w:lvlJc w:val="left"/>
+      <w:pPr>
+        <w:ind w:left="720" w:hanging="360"/>
+      </w:pPr>
+      <w:rPr>
+        <w:rFonts w:ascii="Symbol" w:hAnsi="Symbol" w:hint="default"/>
+      </w:rPr>
+    </w:lvl>
+    <w:lvl w:ilvl="1" w:tplc="04090003" w:tentative="1">
+      <w:start w:val="1"/>
+      <w:numFmt w:val="bullet"/>
+      <w:lvlText w:val="o"/>
+      <w:lvlJc w:val="left"/>
+      <w:pPr>
+        <w:ind w:left="1440" w:hanging="360"/>
+      </w:pPr>
+      <w:rPr>
+        <w:rFonts w:ascii="Courier New" w:hAnsi="Courier New" w:cs="Courier New" w:hint="default"/>
+      </w:rPr>
+    </w:lvl>
+    <w:lvl w:ilvl="2" w:tplc="04090005" w:tentative="1">
+      <w:start w:val="1"/>
+      <w:numFmt w:val="bullet"/>
+      <w:lvlText w:val=""/>
+      <w:lvlJc w:val="left"/>
+      <w:pPr>
+        <w:ind w:left="2160" w:hanging="360"/>
+      </w:pPr>
+      <w:rPr>
+        <w:rFonts w:ascii="Wingdings" w:hAnsi="Wingdings" w:hint="default"/>
+      </w:rPr>
+    </w:lvl>
+    <w:lvl w:ilvl="3" w:tplc="04090001" w:tentative="1">
+      <w:start w:val="1"/>
+      <w:numFmt w:val="bullet"/>
+      <w:lvlText w:val=""/>
+      <w:lvlJc w:val="left"/>
+      <w:pPr>
+        <w:ind w:left="2880" w:hanging="360"/>
+      </w:pPr>
+      <w:rPr>
+        <w:rFonts w:ascii="Symbol" w:hAnsi="Symbol" w:hint="default"/>
+      </w:rPr>
+    </w:lvl>
+    <w:lvl w:ilvl="4" w:tplc="04090003" w:tentative="1">
+      <w:start w:val="1"/>
+      <w:numFmt w:val="bullet"/>
+      <w:lvlText w:val="o"/>
+      <w:lvlJc w:val="left"/>
+      <w:pPr>
+        <w:ind w:left="3600" w:hanging="360"/>
+      </w:pPr>
+      <w:rPr>
+        <w:rFonts w:ascii="Courier New" w:hAnsi="Courier New" w:cs="Courier New" w:hint="default"/>
+      </w:rPr>
+    </w:lvl>
+    <w:lvl w:ilvl="5" w:tplc="04090005" w:tentative="1">
+      <w:start w:val="1"/>
+      <w:numFmt w:val="bullet"/>
+      <w:lvlText w:val=""/>
+      <w:lvlJc w:val="left"/>
+      <w:pPr>
+        <w:ind w:left="4320" w:hanging="360"/>
+      </w:pPr>
+      <w:rPr>
+        <w:rFonts w:ascii="Wingdings" w:hAnsi="Wingdings" w:hint="default"/>
+      </w:rPr>
+    </w:lvl>
+    <w:lvl w:ilvl="6" w:tplc="04090001" w:tentative="1">
+      <w:start w:val="1"/>
+      <w:numFmt w:val="bullet"/>
+      <w:lvlText w:val=""/>
+      <w:lvlJc w:val="left"/>
+      <w:pPr>
+        <w:ind w:left="5040" w:hanging="360"/>
+      </w:pPr>
+      <w:rPr>
+        <w:rFonts w:ascii="Symbol" w:hAnsi="Symbol" w:hint="default"/>
+      </w:rPr>
+    </w:lvl>
+    <w:lvl w:ilvl="7" w:tplc="04090003" w:tentative="1">
+      <w:start w:val="1"/>
+      <w:numFmt w:val="bullet"/>
+      <w:lvlText w:val="o"/>
+      <w:lvlJc w:val="left"/>
+      <w:pPr>
+        <w:ind w:left="5760" w:hanging="360"/>
+      </w:pPr>
+      <w:rPr>
+        <w:rFonts w:ascii="Courier New" w:hAnsi="Courier New" w:cs="Courier New" w:hint="default"/>
+      </w:rPr>
+    </w:lvl>
+    <w:lvl w:ilvl="8" w:tplc="04090005" w:tentative="1">
+      <w:start w:val="1"/>
+      <w:numFmt w:val="bullet"/>
+      <w:lvlText w:val=""/>
+      <w:lvlJc w:val="left"/>
+      <w:pPr>
+        <w:ind w:left="6480" w:hanging="360"/>
+      </w:pPr>
+      <w:rPr>
+        <w:rFonts w:ascii="Wingdings" w:hAnsi="Wingdings" w:hint="default"/>
+      </w:rPr>
+    </w:lvl>
+  </w:abstractNum>
+  <w:abstractNum w:abstractNumId="4" w15:restartNumberingAfterBreak="0">
     <w:nsid w:val="1C690FDB"/>
     <w:multiLevelType w:val="multilevel"/>
     <w:tmpl w:val="E92840B4"/>
@@ -3208,7 +3336,7 @@
       </w:rPr>
     </w:lvl>
   </w:abstractNum>
-  <w:abstractNum w:abstractNumId="4" w15:restartNumberingAfterBreak="0">
+  <w:abstractNum w:abstractNumId="5" w15:restartNumberingAfterBreak="0">
     <w:nsid w:val="1FB0655E"/>
     <w:multiLevelType w:val="hybridMultilevel"/>
     <w:tmpl w:val="21F649F4"/>
@@ -3320,7 +3448,242 @@
       </w:rPr>
     </w:lvl>
   </w:abstractNum>
-  <w:abstractNum w:abstractNumId="5" w15:restartNumberingAfterBreak="0">
+  <w:abstractNum w:abstractNumId="6" w15:restartNumberingAfterBreak="0">
+    <w:nsid w:val="208F55B4"/>
+    <w:multiLevelType w:val="multilevel"/>
+    <w:tmpl w:val="50125C12"/>
+    <w:lvl w:ilvl="0">
+      <w:start w:val="1"/>
+      <w:numFmt w:val="bullet"/>
+      <w:lvlText w:val=""/>
+      <w:lvlJc w:val="left"/>
+      <w:pPr>
+        <w:tabs>
+          <w:tab w:val="num" w:pos="720"/>
+        </w:tabs>
+        <w:ind w:left="720" w:hanging="360"/>
+      </w:pPr>
+      <w:rPr>
+        <w:rFonts w:ascii="Symbol" w:hAnsi="Symbol" w:hint="default"/>
+        <w:sz w:val="20"/>
+      </w:rPr>
+    </w:lvl>
+    <w:lvl w:ilvl="1" w:tentative="1">
+      <w:start w:val="1"/>
+      <w:numFmt w:val="bullet"/>
+      <w:lvlText w:val="o"/>
+      <w:lvlJc w:val="left"/>
+      <w:pPr>
+        <w:tabs>
+          <w:tab w:val="num" w:pos="1440"/>
+        </w:tabs>
+        <w:ind w:left="1440" w:hanging="360"/>
+      </w:pPr>
+      <w:rPr>
+        <w:rFonts w:ascii="Courier New" w:hAnsi="Courier New" w:hint="default"/>
+        <w:sz w:val="20"/>
+      </w:rPr>
+    </w:lvl>
+    <w:lvl w:ilvl="2" w:tentative="1">
+      <w:start w:val="1"/>
+      <w:numFmt w:val="bullet"/>
+      <w:lvlText w:val=""/>
+      <w:lvlJc w:val="left"/>
+      <w:pPr>
+        <w:tabs>
+          <w:tab w:val="num" w:pos="2160"/>
+        </w:tabs>
+        <w:ind w:left="2160" w:hanging="360"/>
+      </w:pPr>
+      <w:rPr>
+        <w:rFonts w:ascii="Wingdings" w:hAnsi="Wingdings" w:hint="default"/>
+        <w:sz w:val="20"/>
+      </w:rPr>
+    </w:lvl>
+    <w:lvl w:ilvl="3" w:tentative="1">
+      <w:start w:val="1"/>
+      <w:numFmt w:val="bullet"/>
+      <w:lvlText w:val=""/>
+      <w:lvlJc w:val="left"/>
+      <w:pPr>
+        <w:tabs>
+          <w:tab w:val="num" w:pos="2880"/>
+        </w:tabs>
+        <w:ind w:left="2880" w:hanging="360"/>
+      </w:pPr>
+      <w:rPr>
+        <w:rFonts w:ascii="Wingdings" w:hAnsi="Wingdings" w:hint="default"/>
+        <w:sz w:val="20"/>
+      </w:rPr>
+    </w:lvl>
+    <w:lvl w:ilvl="4" w:tentative="1">
+      <w:start w:val="1"/>
+      <w:numFmt w:val="bullet"/>
+      <w:lvlText w:val=""/>
+      <w:lvlJc w:val="left"/>
+      <w:pPr>
+        <w:tabs>
+          <w:tab w:val="num" w:pos="3600"/>
+        </w:tabs>
+        <w:ind w:left="3600" w:hanging="360"/>
+      </w:pPr>
+      <w:rPr>
+        <w:rFonts w:ascii="Wingdings" w:hAnsi="Wingdings" w:hint="default"/>
+        <w:sz w:val="20"/>
+      </w:rPr>
+    </w:lvl>
+    <w:lvl w:ilvl="5" w:tentative="1">
+      <w:start w:val="1"/>
+      <w:numFmt w:val="bullet"/>
+      <w:lvlText w:val=""/>
+      <w:lvlJc w:val="left"/>
+      <w:pPr>
+        <w:tabs>
+          <w:tab w:val="num" w:pos="4320"/>
+        </w:tabs>
+        <w:ind w:left="4320" w:hanging="360"/>
+      </w:pPr>
+      <w:rPr>
+        <w:rFonts w:ascii="Wingdings" w:hAnsi="Wingdings" w:hint="default"/>
+        <w:sz w:val="20"/>
+      </w:rPr>
+    </w:lvl>
+    <w:lvl w:ilvl="6" w:tentative="1">
+      <w:start w:val="1"/>
+      <w:numFmt w:val="bullet"/>
+      <w:lvlText w:val=""/>
+      <w:lvlJc w:val="left"/>
+      <w:pPr>
+        <w:tabs>
+          <w:tab w:val="num" w:pos="5040"/>
+        </w:tabs>
+        <w:ind w:left="5040" w:hanging="360"/>
+      </w:pPr>
+      <w:rPr>
+        <w:rFonts w:ascii="Wingdings" w:hAnsi="Wingdings" w:hint="default"/>
+        <w:sz w:val="20"/>
+      </w:rPr>
+    </w:lvl>
+    <w:lvl w:ilvl="7" w:tentative="1">
+      <w:start w:val="1"/>
+      <w:numFmt w:val="bullet"/>
+      <w:lvlText w:val=""/>
+      <w:lvlJc w:val="left"/>
+      <w:pPr>
+        <w:tabs>
+          <w:tab w:val="num" w:pos="5760"/>
+        </w:tabs>
+        <w:ind w:left="5760" w:hanging="360"/>
+      </w:pPr>
+      <w:rPr>
+        <w:rFonts w:ascii="Wingdings" w:hAnsi="Wingdings" w:hint="default"/>
+        <w:sz w:val="20"/>
+      </w:rPr>
+    </w:lvl>
+    <w:lvl w:ilvl="8" w:tentative="1">
+      <w:start w:val="1"/>
+      <w:numFmt w:val="bullet"/>
+      <w:lvlText w:val=""/>
+      <w:lvlJc w:val="left"/>
+      <w:pPr>
+        <w:tabs>
+          <w:tab w:val="num" w:pos="6480"/>
+        </w:tabs>
+        <w:ind w:left="6480" w:hanging="360"/>
+      </w:pPr>
+      <w:rPr>
+        <w:rFonts w:ascii="Wingdings" w:hAnsi="Wingdings" w:hint="default"/>
+        <w:sz w:val="20"/>
+      </w:rPr>
+    </w:lvl>
+  </w:abstractNum>
+  <w:abstractNum w:abstractNumId="7" w15:restartNumberingAfterBreak="0">
+    <w:nsid w:val="239D00C9"/>
+    <w:multiLevelType w:val="hybridMultilevel"/>
+    <w:tmpl w:val="8C2CDC78"/>
+    <w:lvl w:ilvl="0" w:tplc="0409000F">
+      <w:start w:val="1"/>
+      <w:numFmt w:val="decimal"/>
+      <w:lvlText w:val="%1."/>
+      <w:lvlJc w:val="left"/>
+      <w:pPr>
+        <w:ind w:left="720" w:hanging="360"/>
+      </w:pPr>
+    </w:lvl>
+    <w:lvl w:ilvl="1" w:tplc="04090019" w:tentative="1">
+      <w:start w:val="1"/>
+      <w:numFmt w:val="lowerLetter"/>
+      <w:lvlText w:val="%2."/>
+      <w:lvlJc w:val="left"/>
+      <w:pPr>
+        <w:ind w:left="1440" w:hanging="360"/>
+      </w:pPr>
+    </w:lvl>
+    <w:lvl w:ilvl="2" w:tplc="0409001B" w:tentative="1">
+      <w:start w:val="1"/>
+      <w:numFmt w:val="lowerRoman"/>
+      <w:lvlText w:val="%3."/>
+      <w:lvlJc w:val="right"/>
+      <w:pPr>
+        <w:ind w:left="2160" w:hanging="180"/>
+      </w:pPr>
+    </w:lvl>
+    <w:lvl w:ilvl="3" w:tplc="0409000F" w:tentative="1">
+      <w:start w:val="1"/>
+      <w:numFmt w:val="decimal"/>
+      <w:lvlText w:val="%4."/>
+      <w:lvlJc w:val="left"/>
+      <w:pPr>
+        <w:ind w:left="2880" w:hanging="360"/>
+      </w:pPr>
+    </w:lvl>
+    <w:lvl w:ilvl="4" w:tplc="04090019" w:tentative="1">
+      <w:start w:val="1"/>
+      <w:numFmt w:val="lowerLetter"/>
+      <w:lvlText w:val="%5."/>
+      <w:lvlJc w:val="left"/>
+      <w:pPr>
+        <w:ind w:left="3600" w:hanging="360"/>
+      </w:pPr>
+    </w:lvl>
+    <w:lvl w:ilvl="5" w:tplc="0409001B" w:tentative="1">
+      <w:start w:val="1"/>
+      <w:numFmt w:val="lowerRoman"/>
+      <w:lvlText w:val="%6."/>
+      <w:lvlJc w:val="right"/>
+      <w:pPr>
+        <w:ind w:left="4320" w:hanging="180"/>
+      </w:pPr>
+    </w:lvl>
+    <w:lvl w:ilvl="6" w:tplc="0409000F" w:tentative="1">
+      <w:start w:val="1"/>
+      <w:numFmt w:val="decimal"/>
+      <w:lvlText w:val="%7."/>
+      <w:lvlJc w:val="left"/>
+      <w:pPr>
+        <w:ind w:left="5040" w:hanging="360"/>
+      </w:pPr>
+    </w:lvl>
+    <w:lvl w:ilvl="7" w:tplc="04090019" w:tentative="1">
+      <w:start w:val="1"/>
+      <w:numFmt w:val="lowerLetter"/>
+      <w:lvlText w:val="%8."/>
+      <w:lvlJc w:val="left"/>
+      <w:pPr>
+        <w:ind w:left="5760" w:hanging="360"/>
+      </w:pPr>
+    </w:lvl>
+    <w:lvl w:ilvl="8" w:tplc="0409001B" w:tentative="1">
+      <w:start w:val="1"/>
+      <w:numFmt w:val="lowerRoman"/>
+      <w:lvlText w:val="%9."/>
+      <w:lvlJc w:val="right"/>
+      <w:pPr>
+        <w:ind w:left="6480" w:hanging="180"/>
+      </w:pPr>
+    </w:lvl>
+  </w:abstractNum>
+  <w:abstractNum w:abstractNumId="8" w15:restartNumberingAfterBreak="0">
     <w:nsid w:val="263C7F04"/>
     <w:multiLevelType w:val="hybridMultilevel"/>
     <w:tmpl w:val="E0CC9A58"/>
@@ -3432,7 +3795,7 @@
       </w:rPr>
     </w:lvl>
   </w:abstractNum>
-  <w:abstractNum w:abstractNumId="6" w15:restartNumberingAfterBreak="0">
+  <w:abstractNum w:abstractNumId="9" w15:restartNumberingAfterBreak="0">
     <w:nsid w:val="2B342B85"/>
     <w:multiLevelType w:val="hybridMultilevel"/>
     <w:tmpl w:val="A590F6DA"/>
@@ -3545,7 +3908,7 @@
       </w:rPr>
     </w:lvl>
   </w:abstractNum>
-  <w:abstractNum w:abstractNumId="7" w15:restartNumberingAfterBreak="0">
+  <w:abstractNum w:abstractNumId="10" w15:restartNumberingAfterBreak="0">
     <w:nsid w:val="3CFC570E"/>
     <w:multiLevelType w:val="hybridMultilevel"/>
     <w:tmpl w:val="C232AA76"/>
@@ -3658,7 +4021,7 @@
       </w:rPr>
     </w:lvl>
   </w:abstractNum>
-  <w:abstractNum w:abstractNumId="8" w15:restartNumberingAfterBreak="0">
+  <w:abstractNum w:abstractNumId="11" w15:restartNumberingAfterBreak="0">
     <w:nsid w:val="41F50AB2"/>
     <w:multiLevelType w:val="multilevel"/>
     <w:tmpl w:val="1F3C819E"/>
@@ -3771,7 +4134,7 @@
       </w:pPr>
     </w:lvl>
   </w:abstractNum>
-  <w:abstractNum w:abstractNumId="9" w15:restartNumberingAfterBreak="0">
+  <w:abstractNum w:abstractNumId="12" w15:restartNumberingAfterBreak="0">
     <w:nsid w:val="4A4F738E"/>
     <w:multiLevelType w:val="hybridMultilevel"/>
     <w:tmpl w:val="DA0A667E"/>
@@ -3884,7 +4247,7 @@
       </w:rPr>
     </w:lvl>
   </w:abstractNum>
-  <w:abstractNum w:abstractNumId="10" w15:restartNumberingAfterBreak="0">
+  <w:abstractNum w:abstractNumId="13" w15:restartNumberingAfterBreak="0">
     <w:nsid w:val="511961F4"/>
     <w:multiLevelType w:val="multilevel"/>
     <w:tmpl w:val="3C4464A4"/>
@@ -4033,7 +4396,7 @@
       </w:rPr>
     </w:lvl>
   </w:abstractNum>
-  <w:abstractNum w:abstractNumId="11" w15:restartNumberingAfterBreak="0">
+  <w:abstractNum w:abstractNumId="14" w15:restartNumberingAfterBreak="0">
     <w:nsid w:val="5C1023DC"/>
     <w:multiLevelType w:val="hybridMultilevel"/>
     <w:tmpl w:val="BE5E9C32"/>
@@ -4146,7 +4509,7 @@
       </w:rPr>
     </w:lvl>
   </w:abstractNum>
-  <w:abstractNum w:abstractNumId="12" w15:restartNumberingAfterBreak="0">
+  <w:abstractNum w:abstractNumId="15" w15:restartNumberingAfterBreak="0">
     <w:nsid w:val="6CF6619B"/>
     <w:multiLevelType w:val="multilevel"/>
     <w:tmpl w:val="ABC8CB3C"/>
@@ -4295,7 +4658,7 @@
       </w:rPr>
     </w:lvl>
   </w:abstractNum>
-  <w:abstractNum w:abstractNumId="13" w15:restartNumberingAfterBreak="0">
+  <w:abstractNum w:abstractNumId="16" w15:restartNumberingAfterBreak="0">
     <w:nsid w:val="71C7225D"/>
     <w:multiLevelType w:val="hybridMultilevel"/>
     <w:tmpl w:val="835A9670"/>
@@ -4407,20 +4770,169 @@
       </w:rPr>
     </w:lvl>
   </w:abstractNum>
+  <w:abstractNum w:abstractNumId="17" w15:restartNumberingAfterBreak="0">
+    <w:nsid w:val="76E754C4"/>
+    <w:multiLevelType w:val="multilevel"/>
+    <w:tmpl w:val="3FECAE7C"/>
+    <w:lvl w:ilvl="0">
+      <w:start w:val="1"/>
+      <w:numFmt w:val="bullet"/>
+      <w:lvlText w:val=""/>
+      <w:lvlJc w:val="left"/>
+      <w:pPr>
+        <w:tabs>
+          <w:tab w:val="num" w:pos="720"/>
+        </w:tabs>
+        <w:ind w:left="720" w:hanging="360"/>
+      </w:pPr>
+      <w:rPr>
+        <w:rFonts w:ascii="Symbol" w:hAnsi="Symbol" w:hint="default"/>
+        <w:sz w:val="20"/>
+      </w:rPr>
+    </w:lvl>
+    <w:lvl w:ilvl="1" w:tentative="1">
+      <w:start w:val="1"/>
+      <w:numFmt w:val="bullet"/>
+      <w:lvlText w:val="o"/>
+      <w:lvlJc w:val="left"/>
+      <w:pPr>
+        <w:tabs>
+          <w:tab w:val="num" w:pos="1440"/>
+        </w:tabs>
+        <w:ind w:left="1440" w:hanging="360"/>
+      </w:pPr>
+      <w:rPr>
+        <w:rFonts w:ascii="Courier New" w:hAnsi="Courier New" w:hint="default"/>
+        <w:sz w:val="20"/>
+      </w:rPr>
+    </w:lvl>
+    <w:lvl w:ilvl="2" w:tentative="1">
+      <w:start w:val="1"/>
+      <w:numFmt w:val="bullet"/>
+      <w:lvlText w:val=""/>
+      <w:lvlJc w:val="left"/>
+      <w:pPr>
+        <w:tabs>
+          <w:tab w:val="num" w:pos="2160"/>
+        </w:tabs>
+        <w:ind w:left="2160" w:hanging="360"/>
+      </w:pPr>
+      <w:rPr>
+        <w:rFonts w:ascii="Wingdings" w:hAnsi="Wingdings" w:hint="default"/>
+        <w:sz w:val="20"/>
+      </w:rPr>
+    </w:lvl>
+    <w:lvl w:ilvl="3" w:tentative="1">
+      <w:start w:val="1"/>
+      <w:numFmt w:val="bullet"/>
+      <w:lvlText w:val=""/>
+      <w:lvlJc w:val="left"/>
+      <w:pPr>
+        <w:tabs>
+          <w:tab w:val="num" w:pos="2880"/>
+        </w:tabs>
+        <w:ind w:left="2880" w:hanging="360"/>
+      </w:pPr>
+      <w:rPr>
+        <w:rFonts w:ascii="Wingdings" w:hAnsi="Wingdings" w:hint="default"/>
+        <w:sz w:val="20"/>
+      </w:rPr>
+    </w:lvl>
+    <w:lvl w:ilvl="4" w:tentative="1">
+      <w:start w:val="1"/>
+      <w:numFmt w:val="bullet"/>
+      <w:lvlText w:val=""/>
+      <w:lvlJc w:val="left"/>
+      <w:pPr>
+        <w:tabs>
+          <w:tab w:val="num" w:pos="3600"/>
+        </w:tabs>
+        <w:ind w:left="3600" w:hanging="360"/>
+      </w:pPr>
+      <w:rPr>
+        <w:rFonts w:ascii="Wingdings" w:hAnsi="Wingdings" w:hint="default"/>
+        <w:sz w:val="20"/>
+      </w:rPr>
+    </w:lvl>
+    <w:lvl w:ilvl="5" w:tentative="1">
+      <w:start w:val="1"/>
+      <w:numFmt w:val="bullet"/>
+      <w:lvlText w:val=""/>
+      <w:lvlJc w:val="left"/>
+      <w:pPr>
+        <w:tabs>
+          <w:tab w:val="num" w:pos="4320"/>
+        </w:tabs>
+        <w:ind w:left="4320" w:hanging="360"/>
+      </w:pPr>
+      <w:rPr>
+        <w:rFonts w:ascii="Wingdings" w:hAnsi="Wingdings" w:hint="default"/>
+        <w:sz w:val="20"/>
+      </w:rPr>
+    </w:lvl>
+    <w:lvl w:ilvl="6" w:tentative="1">
+      <w:start w:val="1"/>
+      <w:numFmt w:val="bullet"/>
+      <w:lvlText w:val=""/>
+      <w:lvlJc w:val="left"/>
+      <w:pPr>
+        <w:tabs>
+          <w:tab w:val="num" w:pos="5040"/>
+        </w:tabs>
+        <w:ind w:left="5040" w:hanging="360"/>
+      </w:pPr>
+      <w:rPr>
+        <w:rFonts w:ascii="Wingdings" w:hAnsi="Wingdings" w:hint="default"/>
+        <w:sz w:val="20"/>
+      </w:rPr>
+    </w:lvl>
+    <w:lvl w:ilvl="7" w:tentative="1">
+      <w:start w:val="1"/>
+      <w:numFmt w:val="bullet"/>
+      <w:lvlText w:val=""/>
+      <w:lvlJc w:val="left"/>
+      <w:pPr>
+        <w:tabs>
+          <w:tab w:val="num" w:pos="5760"/>
+        </w:tabs>
+        <w:ind w:left="5760" w:hanging="360"/>
+      </w:pPr>
+      <w:rPr>
+        <w:rFonts w:ascii="Wingdings" w:hAnsi="Wingdings" w:hint="default"/>
+        <w:sz w:val="20"/>
+      </w:rPr>
+    </w:lvl>
+    <w:lvl w:ilvl="8" w:tentative="1">
+      <w:start w:val="1"/>
+      <w:numFmt w:val="bullet"/>
+      <w:lvlText w:val=""/>
+      <w:lvlJc w:val="left"/>
+      <w:pPr>
+        <w:tabs>
+          <w:tab w:val="num" w:pos="6480"/>
+        </w:tabs>
+        <w:ind w:left="6480" w:hanging="360"/>
+      </w:pPr>
+      <w:rPr>
+        <w:rFonts w:ascii="Wingdings" w:hAnsi="Wingdings" w:hint="default"/>
+        <w:sz w:val="20"/>
+      </w:rPr>
+    </w:lvl>
+  </w:abstractNum>
   <w:num w:numId="1" w16cid:durableId="715786538">
-    <w:abstractNumId w:val="12"/>
+    <w:abstractNumId w:val="15"/>
   </w:num>
   <w:num w:numId="2" w16cid:durableId="506288445">
-    <w:abstractNumId w:val="10"/>
+    <w:abstractNumId w:val="13"/>
   </w:num>
   <w:num w:numId="3" w16cid:durableId="1961690616">
-    <w:abstractNumId w:val="8"/>
+    <w:abstractNumId w:val="11"/>
   </w:num>
   <w:num w:numId="4" w16cid:durableId="1515267396">
-    <w:abstractNumId w:val="3"/>
+    <w:abstractNumId w:val="4"/>
   </w:num>
   <w:num w:numId="5" w16cid:durableId="1349797346">
-    <w:abstractNumId w:val="6"/>
+    <w:abstractNumId w:val="9"/>
   </w:num>
   <w:num w:numId="6" w16cid:durableId="1012075190">
     <w:abstractNumId w:val="2"/>
@@ -4429,25 +4941,37 @@
     <w:abstractNumId w:val="1"/>
   </w:num>
   <w:num w:numId="8" w16cid:durableId="1214343886">
-    <w:abstractNumId w:val="4"/>
+    <w:abstractNumId w:val="5"/>
   </w:num>
   <w:num w:numId="9" w16cid:durableId="248925961">
-    <w:abstractNumId w:val="7"/>
+    <w:abstractNumId w:val="10"/>
   </w:num>
   <w:num w:numId="10" w16cid:durableId="96602730">
-    <w:abstractNumId w:val="13"/>
+    <w:abstractNumId w:val="16"/>
   </w:num>
   <w:num w:numId="11" w16cid:durableId="1445685360">
-    <w:abstractNumId w:val="11"/>
+    <w:abstractNumId w:val="14"/>
   </w:num>
   <w:num w:numId="12" w16cid:durableId="2013029290">
-    <w:abstractNumId w:val="9"/>
+    <w:abstractNumId w:val="12"/>
   </w:num>
   <w:num w:numId="13" w16cid:durableId="1989557141">
-    <w:abstractNumId w:val="5"/>
+    <w:abstractNumId w:val="8"/>
   </w:num>
   <w:num w:numId="14" w16cid:durableId="268003367">
     <w:abstractNumId w:val="0"/>
+  </w:num>
+  <w:num w:numId="15" w16cid:durableId="490604746">
+    <w:abstractNumId w:val="17"/>
+  </w:num>
+  <w:num w:numId="16" w16cid:durableId="1456363832">
+    <w:abstractNumId w:val="6"/>
+  </w:num>
+  <w:num w:numId="17" w16cid:durableId="141973306">
+    <w:abstractNumId w:val="7"/>
+  </w:num>
+  <w:num w:numId="18" w16cid:durableId="287587285">
+    <w:abstractNumId w:val="3"/>
   </w:num>
 </w:numbering>
 </file>
